--- a/ER_Diagram/Relational Schema.docx
+++ b/ER_Diagram/Relational Schema.docx
@@ -3123,9 +3123,29 @@
       <w:proofErr w:type="spellEnd"/>
       <w:r>
         <w:rPr>
-          <w:rFonts w:ascii="Cambria" w:hAnsi="Cambria"/>
-          <w:sz w:val="22"/>
-          <w:szCs w:val="22"/>
+          <w:sz w:val="22"/>
+          <w:szCs w:val="22"/>
+        </w:rPr>
+        <w:t>,</w:t>
+      </w:r>
+      <w:r>
+        <w:t xml:space="preserve"> </w:t>
+      </w:r>
+      <w:proofErr w:type="spellStart"/>
+      <w:r>
+        <w:rPr>
+          <w:sz w:val="22"/>
+          <w:szCs w:val="22"/>
+          <w:u w:val="single"/>
+        </w:rPr>
+        <w:t>installmentNumber</w:t>
+      </w:r>
+      <w:proofErr w:type="spellEnd"/>
+      <w:r>
+        <w:rPr>
+          <w:sz w:val="22"/>
+          <w:szCs w:val="22"/>
+          <w:u w:val="single"/>
         </w:rPr>
         <w:t>)</w:t>
       </w:r>
@@ -3214,6 +3234,44 @@
         </w:rPr>
         <w:t>)</w:t>
       </w:r>
+    </w:p>
+    <w:p>
+      <w:pPr>
+        <w:pStyle w:val="NormalWeb"/>
+        <w:spacing w:before="0" w:beforeAutospacing="0" w:after="0" w:afterAutospacing="0"/>
+        <w:ind w:left="284"/>
+        <w:rPr>
+          <w:sz w:val="21"/>
+          <w:szCs w:val="21"/>
+        </w:rPr>
+      </w:pPr>
+      <w:r>
+        <w:rPr>
+          <w:sz w:val="21"/>
+          <w:szCs w:val="21"/>
+        </w:rPr>
+        <w:t xml:space="preserve">• Unique: </w:t>
+      </w:r>
+      <w:proofErr w:type="spellStart"/>
+      <w:r>
+        <w:rPr>
+          <w:sz w:val="21"/>
+          <w:szCs w:val="21"/>
+        </w:rPr>
+        <w:t>installmentNumber</w:t>
+      </w:r>
+      <w:proofErr w:type="spellEnd"/>
+    </w:p>
+    <w:p>
+      <w:pPr>
+        <w:pStyle w:val="NormalWeb"/>
+        <w:spacing w:before="0" w:beforeAutospacing="0" w:after="0" w:afterAutospacing="0"/>
+        <w:ind w:left="284"/>
+        <w:rPr>
+          <w:sz w:val="21"/>
+          <w:szCs w:val="21"/>
+        </w:rPr>
+      </w:pPr>
     </w:p>
     <w:p>
       <w:pPr>
